--- a/swh/docx/025.content.docx
+++ b/swh/docx/025.content.docx
@@ -722,138 +722,102 @@
           <w:lang w:val="sw_KE" w:bidi="sw_KE"/>
         </w:rPr>
       </w:r>
-      <w:hyperlink r:id="rId13">
-        <w:r>
-          <w:rPr>
-            <w:lang w:val="sw_KE" w:bidi="sw_KE"/>
-          </w:rPr>
-          <w:rPr>
-            <w:color w:val="0000EE"/>
-            <w:u w:val="single"/>
-          </w:rPr>
-          <w:t>Kumbukumbu la Torati 23:24</w:t>
-        </w:r>
-      </w:hyperlink>
-    </w:p>
-    <w:p>
-      <w:pPr>
-        <w:pStyle w:val="ListBullet"/>
-        <w:spacing w:line="240" w:lineRule="auto"/>
-        <w:ind w:left="720"/>
-      </w:pPr>
-      <w:r>
-        <w:rPr>
-          <w:lang w:val="sw_KE" w:bidi="sw_KE"/>
-        </w:rPr>
-      </w:r>
-      <w:hyperlink r:id="rId14">
-        <w:r>
-          <w:rPr>
-            <w:lang w:val="sw_KE" w:bidi="sw_KE"/>
-          </w:rPr>
-          <w:rPr>
-            <w:color w:val="0000EE"/>
-            <w:u w:val="single"/>
-          </w:rPr>
-          <w:t>Hosea 9:10</w:t>
-        </w:r>
-      </w:hyperlink>
-    </w:p>
-    <w:p>
-      <w:pPr>
-        <w:pStyle w:val="ListBullet"/>
-        <w:spacing w:line="240" w:lineRule="auto"/>
-        <w:ind w:left="720"/>
-      </w:pPr>
-      <w:r>
-        <w:rPr>
-          <w:lang w:val="sw_KE" w:bidi="sw_KE"/>
-        </w:rPr>
-      </w:r>
-      <w:hyperlink r:id="rId15">
-        <w:r>
-          <w:rPr>
-            <w:lang w:val="sw_KE" w:bidi="sw_KE"/>
-          </w:rPr>
-          <w:rPr>
-            <w:color w:val="0000EE"/>
-            <w:u w:val="single"/>
-          </w:rPr>
-          <w:t>Ayubu 15:33</w:t>
-        </w:r>
-      </w:hyperlink>
-    </w:p>
-    <w:p>
-      <w:pPr>
-        <w:pStyle w:val="ListBullet"/>
-        <w:spacing w:line="240" w:lineRule="auto"/>
-        <w:ind w:left="720"/>
-      </w:pPr>
-      <w:r>
-        <w:rPr>
-          <w:lang w:val="sw_KE" w:bidi="sw_KE"/>
-        </w:rPr>
-      </w:r>
-      <w:hyperlink r:id="rId16">
-        <w:r>
-          <w:rPr>
-            <w:lang w:val="sw_KE" w:bidi="sw_KE"/>
-          </w:rPr>
-          <w:rPr>
-            <w:color w:val="0000EE"/>
-            <w:u w:val="single"/>
-          </w:rPr>
-          <w:t>Luka 6:43–44</w:t>
-        </w:r>
-      </w:hyperlink>
-    </w:p>
-    <w:p>
-      <w:pPr>
-        <w:pStyle w:val="ListBullet"/>
-        <w:spacing w:line="240" w:lineRule="auto"/>
-        <w:ind w:left="720"/>
-      </w:pPr>
-      <w:r>
-        <w:rPr>
-          <w:lang w:val="sw_KE" w:bidi="sw_KE"/>
-        </w:rPr>
-      </w:r>
-      <w:hyperlink r:id="rId17">
-        <w:r>
-          <w:rPr>
-            <w:lang w:val="sw_KE" w:bidi="sw_KE"/>
-          </w:rPr>
-          <w:rPr>
-            <w:color w:val="0000EE"/>
-            <w:u w:val="single"/>
-          </w:rPr>
-          <w:t>Mathayo 7:15–17</w:t>
-        </w:r>
-      </w:hyperlink>
-    </w:p>
-    <w:p>
-      <w:pPr>
-        <w:pStyle w:val="ListBullet"/>
-        <w:spacing w:line="240" w:lineRule="auto"/>
-        <w:ind w:left="720"/>
-      </w:pPr>
-      <w:r>
-        <w:rPr>
-          <w:lang w:val="sw_KE" w:bidi="sw_KE"/>
-        </w:rPr>
-      </w:r>
-      <w:hyperlink r:id="rId18">
-        <w:r>
-          <w:rPr>
-            <w:lang w:val="sw_KE" w:bidi="sw_KE"/>
-          </w:rPr>
-          <w:rPr>
-            <w:color w:val="0000EE"/>
-            <w:u w:val="single"/>
-          </w:rPr>
-          <w:t>Mathayo 21:33</w:t>
-        </w:r>
-      </w:hyperlink>
+      <w:r>
+        <w:rPr>
+          <w:lang w:val="sw_KE" w:bidi="sw_KE"/>
+        </w:rPr>
+        <w:t>Kumbukumbu la Torati 23:24</w:t>
+      </w:r>
+    </w:p>
+    <w:p>
+      <w:pPr>
+        <w:pStyle w:val="ListBullet"/>
+        <w:spacing w:line="240" w:lineRule="auto"/>
+        <w:ind w:left="720"/>
+      </w:pPr>
+      <w:r>
+        <w:rPr>
+          <w:lang w:val="sw_KE" w:bidi="sw_KE"/>
+        </w:rPr>
+      </w:r>
+      <w:r>
+        <w:rPr>
+          <w:lang w:val="sw_KE" w:bidi="sw_KE"/>
+        </w:rPr>
+        <w:t>Hosea 9:10</w:t>
+      </w:r>
+    </w:p>
+    <w:p>
+      <w:pPr>
+        <w:pStyle w:val="ListBullet"/>
+        <w:spacing w:line="240" w:lineRule="auto"/>
+        <w:ind w:left="720"/>
+      </w:pPr>
+      <w:r>
+        <w:rPr>
+          <w:lang w:val="sw_KE" w:bidi="sw_KE"/>
+        </w:rPr>
+      </w:r>
+      <w:r>
+        <w:rPr>
+          <w:lang w:val="sw_KE" w:bidi="sw_KE"/>
+        </w:rPr>
+        <w:t>Ayubu 15:33</w:t>
+      </w:r>
+    </w:p>
+    <w:p>
+      <w:pPr>
+        <w:pStyle w:val="ListBullet"/>
+        <w:spacing w:line="240" w:lineRule="auto"/>
+        <w:ind w:left="720"/>
+      </w:pPr>
+      <w:r>
+        <w:rPr>
+          <w:lang w:val="sw_KE" w:bidi="sw_KE"/>
+        </w:rPr>
+      </w:r>
+      <w:r>
+        <w:rPr>
+          <w:lang w:val="sw_KE" w:bidi="sw_KE"/>
+        </w:rPr>
+        <w:t>Luka 6:43–44</w:t>
+      </w:r>
+    </w:p>
+    <w:p>
+      <w:pPr>
+        <w:pStyle w:val="ListBullet"/>
+        <w:spacing w:line="240" w:lineRule="auto"/>
+        <w:ind w:left="720"/>
+      </w:pPr>
+      <w:r>
+        <w:rPr>
+          <w:lang w:val="sw_KE" w:bidi="sw_KE"/>
+        </w:rPr>
+      </w:r>
+      <w:r>
+        <w:rPr>
+          <w:lang w:val="sw_KE" w:bidi="sw_KE"/>
+        </w:rPr>
+        <w:t>Mathayo 7:15–17</w:t>
+      </w:r>
+    </w:p>
+    <w:p>
+      <w:pPr>
+        <w:pStyle w:val="ListBullet"/>
+        <w:spacing w:line="240" w:lineRule="auto"/>
+        <w:ind w:left="720"/>
+      </w:pPr>
+      <w:r>
+        <w:rPr>
+          <w:lang w:val="sw_KE" w:bidi="sw_KE"/>
+        </w:rPr>
+      </w:r>
+      <w:r>
+        <w:rPr>
+          <w:lang w:val="sw_KE" w:bidi="sw_KE"/>
+        </w:rPr>
+        <w:t>Mathayo 21:33</w:t>
+      </w:r>
     </w:p>
     <w:p>
       <w:pPr>
@@ -1083,138 +1047,102 @@
           <w:lang w:val="sw_KE" w:bidi="sw_KE"/>
         </w:rPr>
       </w:r>
-      <w:hyperlink r:id="rId19">
-        <w:r>
-          <w:rPr>
-            <w:lang w:val="sw_KE" w:bidi="sw_KE"/>
-          </w:rPr>
-          <w:rPr>
-            <w:color w:val="0000EE"/>
-            <w:u w:val="single"/>
-          </w:rPr>
-          <w:t>Kutoka 1:1–5</w:t>
-        </w:r>
-      </w:hyperlink>
-    </w:p>
-    <w:p>
-      <w:pPr>
-        <w:pStyle w:val="ListBullet"/>
-        <w:spacing w:line="240" w:lineRule="auto"/>
-        <w:ind w:left="720"/>
-      </w:pPr>
-      <w:r>
-        <w:rPr>
-          <w:lang w:val="sw_KE" w:bidi="sw_KE"/>
-        </w:rPr>
-      </w:r>
-      <w:hyperlink r:id="rId20">
-        <w:r>
-          <w:rPr>
-            <w:lang w:val="sw_KE" w:bidi="sw_KE"/>
-          </w:rPr>
-          <w:rPr>
-            <w:color w:val="0000EE"/>
-            <w:u w:val="single"/>
-          </w:rPr>
-          <w:t>Mwanzo 30:20</w:t>
-        </w:r>
-      </w:hyperlink>
-    </w:p>
-    <w:p>
-      <w:pPr>
-        <w:pStyle w:val="ListBullet"/>
-        <w:spacing w:line="240" w:lineRule="auto"/>
-        <w:ind w:left="720"/>
-      </w:pPr>
-      <w:r>
-        <w:rPr>
-          <w:lang w:val="sw_KE" w:bidi="sw_KE"/>
-        </w:rPr>
-      </w:r>
-      <w:hyperlink r:id="rId21">
-        <w:r>
-          <w:rPr>
-            <w:lang w:val="sw_KE" w:bidi="sw_KE"/>
-          </w:rPr>
-          <w:rPr>
-            <w:color w:val="0000EE"/>
-            <w:u w:val="single"/>
-          </w:rPr>
-          <w:t>Isaya 9:1</w:t>
-        </w:r>
-      </w:hyperlink>
-    </w:p>
-    <w:p>
-      <w:pPr>
-        <w:pStyle w:val="ListBullet"/>
-        <w:spacing w:line="240" w:lineRule="auto"/>
-        <w:ind w:left="720"/>
-      </w:pPr>
-      <w:r>
-        <w:rPr>
-          <w:lang w:val="sw_KE" w:bidi="sw_KE"/>
-        </w:rPr>
-      </w:r>
-      <w:hyperlink r:id="rId22">
-        <w:r>
-          <w:rPr>
-            <w:lang w:val="sw_KE" w:bidi="sw_KE"/>
-          </w:rPr>
-          <w:rPr>
-            <w:color w:val="0000EE"/>
-            <w:u w:val="single"/>
-          </w:rPr>
-          <w:t>Waamuzi 4:10</w:t>
-        </w:r>
-      </w:hyperlink>
-    </w:p>
-    <w:p>
-      <w:pPr>
-        <w:pStyle w:val="ListBullet"/>
-        <w:spacing w:line="240" w:lineRule="auto"/>
-        <w:ind w:left="720"/>
-      </w:pPr>
-      <w:r>
-        <w:rPr>
-          <w:lang w:val="sw_KE" w:bidi="sw_KE"/>
-        </w:rPr>
-      </w:r>
-      <w:hyperlink r:id="rId23">
-        <w:r>
-          <w:rPr>
-            <w:lang w:val="sw_KE" w:bidi="sw_KE"/>
-          </w:rPr>
-          <w:rPr>
-            <w:color w:val="0000EE"/>
-            <w:u w:val="single"/>
-          </w:rPr>
-          <w:t>Mathayo 4:13</w:t>
-        </w:r>
-      </w:hyperlink>
-    </w:p>
-    <w:p>
-      <w:pPr>
-        <w:pStyle w:val="ListBullet"/>
-        <w:spacing w:line="240" w:lineRule="auto"/>
-        <w:ind w:left="720"/>
-      </w:pPr>
-      <w:r>
-        <w:rPr>
-          <w:lang w:val="sw_KE" w:bidi="sw_KE"/>
-        </w:rPr>
-      </w:r>
-      <w:hyperlink r:id="rId24">
-        <w:r>
-          <w:rPr>
-            <w:lang w:val="sw_KE" w:bidi="sw_KE"/>
-          </w:rPr>
-          <w:rPr>
-            <w:color w:val="0000EE"/>
-            <w:u w:val="single"/>
-          </w:rPr>
-          <w:t>Mathayo 4:16</w:t>
-        </w:r>
-      </w:hyperlink>
+      <w:r>
+        <w:rPr>
+          <w:lang w:val="sw_KE" w:bidi="sw_KE"/>
+        </w:rPr>
+        <w:t>Kutoka 1:1–5</w:t>
+      </w:r>
+    </w:p>
+    <w:p>
+      <w:pPr>
+        <w:pStyle w:val="ListBullet"/>
+        <w:spacing w:line="240" w:lineRule="auto"/>
+        <w:ind w:left="720"/>
+      </w:pPr>
+      <w:r>
+        <w:rPr>
+          <w:lang w:val="sw_KE" w:bidi="sw_KE"/>
+        </w:rPr>
+      </w:r>
+      <w:r>
+        <w:rPr>
+          <w:lang w:val="sw_KE" w:bidi="sw_KE"/>
+        </w:rPr>
+        <w:t>Mwanzo 30:20</w:t>
+      </w:r>
+    </w:p>
+    <w:p>
+      <w:pPr>
+        <w:pStyle w:val="ListBullet"/>
+        <w:spacing w:line="240" w:lineRule="auto"/>
+        <w:ind w:left="720"/>
+      </w:pPr>
+      <w:r>
+        <w:rPr>
+          <w:lang w:val="sw_KE" w:bidi="sw_KE"/>
+        </w:rPr>
+      </w:r>
+      <w:r>
+        <w:rPr>
+          <w:lang w:val="sw_KE" w:bidi="sw_KE"/>
+        </w:rPr>
+        <w:t>Isaya 9:1</w:t>
+      </w:r>
+    </w:p>
+    <w:p>
+      <w:pPr>
+        <w:pStyle w:val="ListBullet"/>
+        <w:spacing w:line="240" w:lineRule="auto"/>
+        <w:ind w:left="720"/>
+      </w:pPr>
+      <w:r>
+        <w:rPr>
+          <w:lang w:val="sw_KE" w:bidi="sw_KE"/>
+        </w:rPr>
+      </w:r>
+      <w:r>
+        <w:rPr>
+          <w:lang w:val="sw_KE" w:bidi="sw_KE"/>
+        </w:rPr>
+        <w:t>Waamuzi 4:10</w:t>
+      </w:r>
+    </w:p>
+    <w:p>
+      <w:pPr>
+        <w:pStyle w:val="ListBullet"/>
+        <w:spacing w:line="240" w:lineRule="auto"/>
+        <w:ind w:left="720"/>
+      </w:pPr>
+      <w:r>
+        <w:rPr>
+          <w:lang w:val="sw_KE" w:bidi="sw_KE"/>
+        </w:rPr>
+      </w:r>
+      <w:r>
+        <w:rPr>
+          <w:lang w:val="sw_KE" w:bidi="sw_KE"/>
+        </w:rPr>
+        <w:t>Mathayo 4:13</w:t>
+      </w:r>
+    </w:p>
+    <w:p>
+      <w:pPr>
+        <w:pStyle w:val="ListBullet"/>
+        <w:spacing w:line="240" w:lineRule="auto"/>
+        <w:ind w:left="720"/>
+      </w:pPr>
+      <w:r>
+        <w:rPr>
+          <w:lang w:val="sw_KE" w:bidi="sw_KE"/>
+        </w:rPr>
+      </w:r>
+      <w:r>
+        <w:rPr>
+          <w:lang w:val="sw_KE" w:bidi="sw_KE"/>
+        </w:rPr>
+        <w:t>Mathayo 4:16</w:t>
+      </w:r>
     </w:p>
     <w:p>
       <w:pPr>
@@ -1472,90 +1400,66 @@
           <w:lang w:val="sw_KE" w:bidi="sw_KE"/>
         </w:rPr>
       </w:r>
-      <w:hyperlink r:id="rId25">
-        <w:r>
-          <w:rPr>
-            <w:lang w:val="sw_KE" w:bidi="sw_KE"/>
-          </w:rPr>
-          <w:rPr>
-            <w:color w:val="0000EE"/>
-            <w:u w:val="single"/>
-          </w:rPr>
-          <w:t>Matendo 13:33</w:t>
-        </w:r>
-      </w:hyperlink>
-    </w:p>
-    <w:p>
-      <w:pPr>
-        <w:pStyle w:val="ListBullet"/>
-        <w:spacing w:line="240" w:lineRule="auto"/>
-        <w:ind w:left="720"/>
-      </w:pPr>
-      <w:r>
-        <w:rPr>
-          <w:lang w:val="sw_KE" w:bidi="sw_KE"/>
-        </w:rPr>
-      </w:r>
-      <w:hyperlink r:id="rId26">
-        <w:r>
-          <w:rPr>
-            <w:lang w:val="sw_KE" w:bidi="sw_KE"/>
-          </w:rPr>
-          <w:rPr>
-            <w:color w:val="0000EE"/>
-            <w:u w:val="single"/>
-          </w:rPr>
-          <w:t>Matendo 13:35</w:t>
-        </w:r>
-      </w:hyperlink>
-    </w:p>
-    <w:p>
-      <w:pPr>
-        <w:pStyle w:val="ListBullet"/>
-        <w:spacing w:line="240" w:lineRule="auto"/>
-        <w:ind w:left="720"/>
-      </w:pPr>
-      <w:r>
-        <w:rPr>
-          <w:lang w:val="sw_KE" w:bidi="sw_KE"/>
-        </w:rPr>
-      </w:r>
-      <w:hyperlink r:id="rId27">
-        <w:r>
-          <w:rPr>
-            <w:lang w:val="sw_KE" w:bidi="sw_KE"/>
-          </w:rPr>
-          <w:rPr>
-            <w:color w:val="0000EE"/>
-            <w:u w:val="single"/>
-          </w:rPr>
-          <w:t>Wakolosai 3:16</w:t>
-        </w:r>
-      </w:hyperlink>
-    </w:p>
-    <w:p>
-      <w:pPr>
-        <w:pStyle w:val="ListBullet"/>
-        <w:spacing w:line="240" w:lineRule="auto"/>
-        <w:ind w:left="720"/>
-      </w:pPr>
-      <w:r>
-        <w:rPr>
-          <w:lang w:val="sw_KE" w:bidi="sw_KE"/>
-        </w:rPr>
-      </w:r>
-      <w:hyperlink r:id="rId28">
-        <w:r>
-          <w:rPr>
-            <w:lang w:val="sw_KE" w:bidi="sw_KE"/>
-          </w:rPr>
-          <w:rPr>
-            <w:color w:val="0000EE"/>
-            <w:u w:val="single"/>
-          </w:rPr>
-          <w:t>Luka 20:42</w:t>
-        </w:r>
-      </w:hyperlink>
+      <w:r>
+        <w:rPr>
+          <w:lang w:val="sw_KE" w:bidi="sw_KE"/>
+        </w:rPr>
+        <w:t>Matendo 13:33</w:t>
+      </w:r>
+    </w:p>
+    <w:p>
+      <w:pPr>
+        <w:pStyle w:val="ListBullet"/>
+        <w:spacing w:line="240" w:lineRule="auto"/>
+        <w:ind w:left="720"/>
+      </w:pPr>
+      <w:r>
+        <w:rPr>
+          <w:lang w:val="sw_KE" w:bidi="sw_KE"/>
+        </w:rPr>
+      </w:r>
+      <w:r>
+        <w:rPr>
+          <w:lang w:val="sw_KE" w:bidi="sw_KE"/>
+        </w:rPr>
+        <w:t>Matendo 13:35</w:t>
+      </w:r>
+    </w:p>
+    <w:p>
+      <w:pPr>
+        <w:pStyle w:val="ListBullet"/>
+        <w:spacing w:line="240" w:lineRule="auto"/>
+        <w:ind w:left="720"/>
+      </w:pPr>
+      <w:r>
+        <w:rPr>
+          <w:lang w:val="sw_KE" w:bidi="sw_KE"/>
+        </w:rPr>
+      </w:r>
+      <w:r>
+        <w:rPr>
+          <w:lang w:val="sw_KE" w:bidi="sw_KE"/>
+        </w:rPr>
+        <w:t>Wakolosai 3:16</w:t>
+      </w:r>
+    </w:p>
+    <w:p>
+      <w:pPr>
+        <w:pStyle w:val="ListBullet"/>
+        <w:spacing w:line="240" w:lineRule="auto"/>
+        <w:ind w:left="720"/>
+      </w:pPr>
+      <w:r>
+        <w:rPr>
+          <w:lang w:val="sw_KE" w:bidi="sw_KE"/>
+        </w:rPr>
+      </w:r>
+      <w:r>
+        <w:rPr>
+          <w:lang w:val="sw_KE" w:bidi="sw_KE"/>
+        </w:rPr>
+        <w:t>Luka 20:42</w:t>
+      </w:r>
     </w:p>
     <w:p>
       <w:pPr>
@@ -1785,90 +1689,66 @@
           <w:lang w:val="sw_KE" w:bidi="sw_KE"/>
         </w:rPr>
       </w:r>
-      <w:hyperlink r:id="rId29">
-        <w:r>
-          <w:rPr>
-            <w:lang w:val="sw_KE" w:bidi="sw_KE"/>
-          </w:rPr>
-          <w:rPr>
-            <w:color w:val="0000EE"/>
-            <w:u w:val="single"/>
-          </w:rPr>
-          <w:t>Luka 1:5–7</w:t>
-        </w:r>
-      </w:hyperlink>
-    </w:p>
-    <w:p>
-      <w:pPr>
-        <w:pStyle w:val="ListBullet"/>
-        <w:spacing w:line="240" w:lineRule="auto"/>
-        <w:ind w:left="720"/>
-      </w:pPr>
-      <w:r>
-        <w:rPr>
-          <w:lang w:val="sw_KE" w:bidi="sw_KE"/>
-        </w:rPr>
-      </w:r>
-      <w:hyperlink r:id="rId30">
-        <w:r>
-          <w:rPr>
-            <w:lang w:val="sw_KE" w:bidi="sw_KE"/>
-          </w:rPr>
-          <w:rPr>
-            <w:color w:val="0000EE"/>
-            <w:u w:val="single"/>
-          </w:rPr>
-          <w:t>Luka 1:21–23</w:t>
-        </w:r>
-      </w:hyperlink>
-    </w:p>
-    <w:p>
-      <w:pPr>
-        <w:pStyle w:val="ListBullet"/>
-        <w:spacing w:line="240" w:lineRule="auto"/>
-        <w:ind w:left="720"/>
-      </w:pPr>
-      <w:r>
-        <w:rPr>
-          <w:lang w:val="sw_KE" w:bidi="sw_KE"/>
-        </w:rPr>
-      </w:r>
-      <w:hyperlink r:id="rId31">
-        <w:r>
-          <w:rPr>
-            <w:lang w:val="sw_KE" w:bidi="sw_KE"/>
-          </w:rPr>
-          <w:rPr>
-            <w:color w:val="0000EE"/>
-            <w:u w:val="single"/>
-          </w:rPr>
-          <w:t>Luka 1:39–41</w:t>
-        </w:r>
-      </w:hyperlink>
-    </w:p>
-    <w:p>
-      <w:pPr>
-        <w:pStyle w:val="ListBullet"/>
-        <w:spacing w:line="240" w:lineRule="auto"/>
-        <w:ind w:left="720"/>
-      </w:pPr>
-      <w:r>
-        <w:rPr>
-          <w:lang w:val="sw_KE" w:bidi="sw_KE"/>
-        </w:rPr>
-      </w:r>
-      <w:hyperlink r:id="rId32">
-        <w:r>
-          <w:rPr>
-            <w:lang w:val="sw_KE" w:bidi="sw_KE"/>
-          </w:rPr>
-          <w:rPr>
-            <w:color w:val="0000EE"/>
-            <w:u w:val="single"/>
-          </w:rPr>
-          <w:t>Luka 3:1–2</w:t>
-        </w:r>
-      </w:hyperlink>
+      <w:r>
+        <w:rPr>
+          <w:lang w:val="sw_KE" w:bidi="sw_KE"/>
+        </w:rPr>
+        <w:t>Luka 1:5–7</w:t>
+      </w:r>
+    </w:p>
+    <w:p>
+      <w:pPr>
+        <w:pStyle w:val="ListBullet"/>
+        <w:spacing w:line="240" w:lineRule="auto"/>
+        <w:ind w:left="720"/>
+      </w:pPr>
+      <w:r>
+        <w:rPr>
+          <w:lang w:val="sw_KE" w:bidi="sw_KE"/>
+        </w:rPr>
+      </w:r>
+      <w:r>
+        <w:rPr>
+          <w:lang w:val="sw_KE" w:bidi="sw_KE"/>
+        </w:rPr>
+        <w:t>Luka 1:21–23</w:t>
+      </w:r>
+    </w:p>
+    <w:p>
+      <w:pPr>
+        <w:pStyle w:val="ListBullet"/>
+        <w:spacing w:line="240" w:lineRule="auto"/>
+        <w:ind w:left="720"/>
+      </w:pPr>
+      <w:r>
+        <w:rPr>
+          <w:lang w:val="sw_KE" w:bidi="sw_KE"/>
+        </w:rPr>
+      </w:r>
+      <w:r>
+        <w:rPr>
+          <w:lang w:val="sw_KE" w:bidi="sw_KE"/>
+        </w:rPr>
+        <w:t>Luka 1:39–41</w:t>
+      </w:r>
+    </w:p>
+    <w:p>
+      <w:pPr>
+        <w:pStyle w:val="ListBullet"/>
+        <w:spacing w:line="240" w:lineRule="auto"/>
+        <w:ind w:left="720"/>
+      </w:pPr>
+      <w:r>
+        <w:rPr>
+          <w:lang w:val="sw_KE" w:bidi="sw_KE"/>
+        </w:rPr>
+      </w:r>
+      <w:r>
+        <w:rPr>
+          <w:lang w:val="sw_KE" w:bidi="sw_KE"/>
+        </w:rPr>
+        <w:t>Luka 3:1–2</w:t>
+      </w:r>
     </w:p>
     <w:p>
       <w:pPr>
@@ -2310,42 +2190,30 @@
           <w:lang w:val="sw_KE" w:bidi="sw_KE"/>
         </w:rPr>
       </w:r>
-      <w:hyperlink r:id="rId33">
-        <w:r>
-          <w:rPr>
-            <w:lang w:val="sw_KE" w:bidi="sw_KE"/>
-          </w:rPr>
-          <w:rPr>
-            <w:color w:val="0000EE"/>
-            <w:u w:val="single"/>
-          </w:rPr>
-          <w:t>Luka 19:2</w:t>
-        </w:r>
-      </w:hyperlink>
-    </w:p>
-    <w:p>
-      <w:pPr>
-        <w:pStyle w:val="ListBullet"/>
-        <w:spacing w:line="240" w:lineRule="auto"/>
-        <w:ind w:left="720"/>
-      </w:pPr>
-      <w:r>
-        <w:rPr>
-          <w:lang w:val="sw_KE" w:bidi="sw_KE"/>
-        </w:rPr>
-      </w:r>
-      <w:hyperlink r:id="rId34">
-        <w:r>
-          <w:rPr>
-            <w:lang w:val="sw_KE" w:bidi="sw_KE"/>
-          </w:rPr>
-          <w:rPr>
-            <w:color w:val="0000EE"/>
-            <w:u w:val="single"/>
-          </w:rPr>
-          <w:t>Luka 19:6</w:t>
-        </w:r>
-      </w:hyperlink>
+      <w:r>
+        <w:rPr>
+          <w:lang w:val="sw_KE" w:bidi="sw_KE"/>
+        </w:rPr>
+        <w:t>Luka 19:2</w:t>
+      </w:r>
+    </w:p>
+    <w:p>
+      <w:pPr>
+        <w:pStyle w:val="ListBullet"/>
+        <w:spacing w:line="240" w:lineRule="auto"/>
+        <w:ind w:left="720"/>
+      </w:pPr>
+      <w:r>
+        <w:rPr>
+          <w:lang w:val="sw_KE" w:bidi="sw_KE"/>
+        </w:rPr>
+      </w:r>
+      <w:r>
+        <w:rPr>
+          <w:lang w:val="sw_KE" w:bidi="sw_KE"/>
+        </w:rPr>
+        <w:t>Luka 19:6</w:t>
+      </w:r>
     </w:p>
     <w:p>
       <w:pPr>
@@ -2653,90 +2521,66 @@
           <w:lang w:val="sw_KE" w:bidi="sw_KE"/>
         </w:rPr>
       </w:r>
-      <w:hyperlink r:id="rId35">
-        <w:r>
-          <w:rPr>
-            <w:lang w:val="sw_KE" w:bidi="sw_KE"/>
-          </w:rPr>
-          <w:rPr>
-            <w:color w:val="0000EE"/>
-            <w:u w:val="single"/>
-          </w:rPr>
-          <w:t>2 Mambo ya Nyakati 2:13–14</w:t>
-        </w:r>
-      </w:hyperlink>
-    </w:p>
-    <w:p>
-      <w:pPr>
-        <w:pStyle w:val="ListBullet"/>
-        <w:spacing w:line="240" w:lineRule="auto"/>
-        <w:ind w:left="720"/>
-      </w:pPr>
-      <w:r>
-        <w:rPr>
-          <w:lang w:val="sw_KE" w:bidi="sw_KE"/>
-        </w:rPr>
-      </w:r>
-      <w:hyperlink r:id="rId36">
-        <w:r>
-          <w:rPr>
-            <w:lang w:val="sw_KE" w:bidi="sw_KE"/>
-          </w:rPr>
-          <w:rPr>
-            <w:color w:val="0000EE"/>
-            <w:u w:val="single"/>
-          </w:rPr>
-          <w:t>Danieli 5:7</w:t>
-        </w:r>
-      </w:hyperlink>
-    </w:p>
-    <w:p>
-      <w:pPr>
-        <w:pStyle w:val="ListBullet"/>
-        <w:spacing w:line="240" w:lineRule="auto"/>
-        <w:ind w:left="720"/>
-      </w:pPr>
-      <w:r>
-        <w:rPr>
-          <w:lang w:val="sw_KE" w:bidi="sw_KE"/>
-        </w:rPr>
-      </w:r>
-      <w:hyperlink r:id="rId37">
-        <w:r>
-          <w:rPr>
-            <w:lang w:val="sw_KE" w:bidi="sw_KE"/>
-          </w:rPr>
-          <w:rPr>
-            <w:color w:val="0000EE"/>
-            <w:u w:val="single"/>
-          </w:rPr>
-          <w:t>Danieli 5:29–31</w:t>
-        </w:r>
-      </w:hyperlink>
-    </w:p>
-    <w:p>
-      <w:pPr>
-        <w:pStyle w:val="ListBullet"/>
-        <w:spacing w:line="240" w:lineRule="auto"/>
-        <w:ind w:left="720"/>
-      </w:pPr>
-      <w:r>
-        <w:rPr>
-          <w:lang w:val="sw_KE" w:bidi="sw_KE"/>
-        </w:rPr>
-      </w:r>
-      <w:hyperlink r:id="rId38">
-        <w:r>
-          <w:rPr>
-            <w:lang w:val="sw_KE" w:bidi="sw_KE"/>
-          </w:rPr>
-          <w:rPr>
-            <w:color w:val="0000EE"/>
-            <w:u w:val="single"/>
-          </w:rPr>
-          <w:t>Mithali 31:22–23</w:t>
-        </w:r>
-      </w:hyperlink>
+      <w:r>
+        <w:rPr>
+          <w:lang w:val="sw_KE" w:bidi="sw_KE"/>
+        </w:rPr>
+        <w:t>2 Mambo ya Nyakati 2:13–14</w:t>
+      </w:r>
+    </w:p>
+    <w:p>
+      <w:pPr>
+        <w:pStyle w:val="ListBullet"/>
+        <w:spacing w:line="240" w:lineRule="auto"/>
+        <w:ind w:left="720"/>
+      </w:pPr>
+      <w:r>
+        <w:rPr>
+          <w:lang w:val="sw_KE" w:bidi="sw_KE"/>
+        </w:rPr>
+      </w:r>
+      <w:r>
+        <w:rPr>
+          <w:lang w:val="sw_KE" w:bidi="sw_KE"/>
+        </w:rPr>
+        <w:t>Danieli 5:7</w:t>
+      </w:r>
+    </w:p>
+    <w:p>
+      <w:pPr>
+        <w:pStyle w:val="ListBullet"/>
+        <w:spacing w:line="240" w:lineRule="auto"/>
+        <w:ind w:left="720"/>
+      </w:pPr>
+      <w:r>
+        <w:rPr>
+          <w:lang w:val="sw_KE" w:bidi="sw_KE"/>
+        </w:rPr>
+      </w:r>
+      <w:r>
+        <w:rPr>
+          <w:lang w:val="sw_KE" w:bidi="sw_KE"/>
+        </w:rPr>
+        <w:t>Danieli 5:29–31</w:t>
+      </w:r>
+    </w:p>
+    <w:p>
+      <w:pPr>
+        <w:pStyle w:val="ListBullet"/>
+        <w:spacing w:line="240" w:lineRule="auto"/>
+        <w:ind w:left="720"/>
+      </w:pPr>
+      <w:r>
+        <w:rPr>
+          <w:lang w:val="sw_KE" w:bidi="sw_KE"/>
+        </w:rPr>
+      </w:r>
+      <w:r>
+        <w:rPr>
+          <w:lang w:val="sw_KE" w:bidi="sw_KE"/>
+        </w:rPr>
+        <w:t>Mithali 31:22–23</w:t>
+      </w:r>
     </w:p>
     <w:p>
       <w:pPr>
@@ -2928,90 +2772,66 @@
           <w:lang w:val="sw_KE" w:bidi="sw_KE"/>
         </w:rPr>
       </w:r>
-      <w:hyperlink r:id="rId39">
-        <w:r>
-          <w:rPr>
-            <w:lang w:val="sw_KE" w:bidi="sw_KE"/>
-          </w:rPr>
-          <w:rPr>
-            <w:color w:val="0000EE"/>
-            <w:u w:val="single"/>
-          </w:rPr>
-          <w:t>Luka 12:37–38</w:t>
-        </w:r>
-      </w:hyperlink>
-    </w:p>
-    <w:p>
-      <w:pPr>
-        <w:pStyle w:val="ListBullet"/>
-        <w:spacing w:line="240" w:lineRule="auto"/>
-        <w:ind w:left="720"/>
-      </w:pPr>
-      <w:r>
-        <w:rPr>
-          <w:lang w:val="sw_KE" w:bidi="sw_KE"/>
-        </w:rPr>
-      </w:r>
-      <w:hyperlink r:id="rId40">
-        <w:r>
-          <w:rPr>
-            <w:lang w:val="sw_KE" w:bidi="sw_KE"/>
-          </w:rPr>
-          <w:rPr>
-            <w:color w:val="0000EE"/>
-            <w:u w:val="single"/>
-          </w:rPr>
-          <w:t>Marko 6:48–50</w:t>
-        </w:r>
-      </w:hyperlink>
-    </w:p>
-    <w:p>
-      <w:pPr>
-        <w:pStyle w:val="ListBullet"/>
-        <w:spacing w:line="240" w:lineRule="auto"/>
-        <w:ind w:left="720"/>
-      </w:pPr>
-      <w:r>
-        <w:rPr>
-          <w:lang w:val="sw_KE" w:bidi="sw_KE"/>
-        </w:rPr>
-      </w:r>
-      <w:hyperlink r:id="rId41">
-        <w:r>
-          <w:rPr>
-            <w:lang w:val="sw_KE" w:bidi="sw_KE"/>
-          </w:rPr>
-          <w:rPr>
-            <w:color w:val="0000EE"/>
-            <w:u w:val="single"/>
-          </w:rPr>
-          <w:t>Mathayo 14:25–27</w:t>
-        </w:r>
-      </w:hyperlink>
-    </w:p>
-    <w:p>
-      <w:pPr>
-        <w:pStyle w:val="ListBullet"/>
-        <w:spacing w:line="240" w:lineRule="auto"/>
-        <w:ind w:left="720"/>
-      </w:pPr>
-      <w:r>
-        <w:rPr>
-          <w:lang w:val="sw_KE" w:bidi="sw_KE"/>
-        </w:rPr>
-      </w:r>
-      <w:hyperlink r:id="rId42">
-        <w:r>
-          <w:rPr>
-            <w:lang w:val="sw_KE" w:bidi="sw_KE"/>
-          </w:rPr>
-          <w:rPr>
-            <w:color w:val="0000EE"/>
-            <w:u w:val="single"/>
-          </w:rPr>
-          <w:t>Zaburi 90:3–4</w:t>
-        </w:r>
-      </w:hyperlink>
+      <w:r>
+        <w:rPr>
+          <w:lang w:val="sw_KE" w:bidi="sw_KE"/>
+        </w:rPr>
+        <w:t>Luka 12:37–38</w:t>
+      </w:r>
+    </w:p>
+    <w:p>
+      <w:pPr>
+        <w:pStyle w:val="ListBullet"/>
+        <w:spacing w:line="240" w:lineRule="auto"/>
+        <w:ind w:left="720"/>
+      </w:pPr>
+      <w:r>
+        <w:rPr>
+          <w:lang w:val="sw_KE" w:bidi="sw_KE"/>
+        </w:rPr>
+      </w:r>
+      <w:r>
+        <w:rPr>
+          <w:lang w:val="sw_KE" w:bidi="sw_KE"/>
+        </w:rPr>
+        <w:t>Marko 6:48–50</w:t>
+      </w:r>
+    </w:p>
+    <w:p>
+      <w:pPr>
+        <w:pStyle w:val="ListBullet"/>
+        <w:spacing w:line="240" w:lineRule="auto"/>
+        <w:ind w:left="720"/>
+      </w:pPr>
+      <w:r>
+        <w:rPr>
+          <w:lang w:val="sw_KE" w:bidi="sw_KE"/>
+        </w:rPr>
+      </w:r>
+      <w:r>
+        <w:rPr>
+          <w:lang w:val="sw_KE" w:bidi="sw_KE"/>
+        </w:rPr>
+        <w:t>Mathayo 14:25–27</w:t>
+      </w:r>
+    </w:p>
+    <w:p>
+      <w:pPr>
+        <w:pStyle w:val="ListBullet"/>
+        <w:spacing w:line="240" w:lineRule="auto"/>
+        <w:ind w:left="720"/>
+      </w:pPr>
+      <w:r>
+        <w:rPr>
+          <w:lang w:val="sw_KE" w:bidi="sw_KE"/>
+        </w:rPr>
+      </w:r>
+      <w:r>
+        <w:rPr>
+          <w:lang w:val="sw_KE" w:bidi="sw_KE"/>
+        </w:rPr>
+        <w:t>Zaburi 90:3–4</w:t>
+      </w:r>
     </w:p>
     <w:p>
       <w:pPr>
@@ -3235,138 +3055,102 @@
           <w:lang w:val="sw_KE" w:bidi="sw_KE"/>
         </w:rPr>
       </w:r>
-      <w:hyperlink r:id="rId43">
-        <w:r>
-          <w:rPr>
-            <w:lang w:val="sw_KE" w:bidi="sw_KE"/>
-          </w:rPr>
-          <w:rPr>
-            <w:color w:val="0000EE"/>
-            <w:u w:val="single"/>
-          </w:rPr>
-          <w:t>Yohana 21:1–3</w:t>
-        </w:r>
-      </w:hyperlink>
-    </w:p>
-    <w:p>
-      <w:pPr>
-        <w:pStyle w:val="ListBullet"/>
-        <w:spacing w:line="240" w:lineRule="auto"/>
-        <w:ind w:left="720"/>
-      </w:pPr>
-      <w:r>
-        <w:rPr>
-          <w:lang w:val="sw_KE" w:bidi="sw_KE"/>
-        </w:rPr>
-      </w:r>
-      <w:hyperlink r:id="rId44">
-        <w:r>
-          <w:rPr>
-            <w:lang w:val="sw_KE" w:bidi="sw_KE"/>
-          </w:rPr>
-          <w:rPr>
-            <w:color w:val="0000EE"/>
-            <w:u w:val="single"/>
-          </w:rPr>
-          <w:t>Luka 5:8–11</w:t>
-        </w:r>
-      </w:hyperlink>
-    </w:p>
-    <w:p>
-      <w:pPr>
-        <w:pStyle w:val="ListBullet"/>
-        <w:spacing w:line="240" w:lineRule="auto"/>
-        <w:ind w:left="720"/>
-      </w:pPr>
-      <w:r>
-        <w:rPr>
-          <w:lang w:val="sw_KE" w:bidi="sw_KE"/>
-        </w:rPr>
-      </w:r>
-      <w:hyperlink r:id="rId45">
-        <w:r>
-          <w:rPr>
-            <w:lang w:val="sw_KE" w:bidi="sw_KE"/>
-          </w:rPr>
-          <w:rPr>
-            <w:color w:val="0000EE"/>
-            <w:u w:val="single"/>
-          </w:rPr>
-          <w:t>Marko 1:19–20</w:t>
-        </w:r>
-      </w:hyperlink>
-    </w:p>
-    <w:p>
-      <w:pPr>
-        <w:pStyle w:val="ListBullet"/>
-        <w:spacing w:line="240" w:lineRule="auto"/>
-        <w:ind w:left="720"/>
-      </w:pPr>
-      <w:r>
-        <w:rPr>
-          <w:lang w:val="sw_KE" w:bidi="sw_KE"/>
-        </w:rPr>
-      </w:r>
-      <w:hyperlink r:id="rId46">
-        <w:r>
-          <w:rPr>
-            <w:lang w:val="sw_KE" w:bidi="sw_KE"/>
-          </w:rPr>
-          <w:rPr>
-            <w:color w:val="0000EE"/>
-            <w:u w:val="single"/>
-          </w:rPr>
-          <w:t>Mathayo 4:21–22</w:t>
-        </w:r>
-      </w:hyperlink>
-    </w:p>
-    <w:p>
-      <w:pPr>
-        <w:pStyle w:val="ListBullet"/>
-        <w:spacing w:line="240" w:lineRule="auto"/>
-        <w:ind w:left="720"/>
-      </w:pPr>
-      <w:r>
-        <w:rPr>
-          <w:lang w:val="sw_KE" w:bidi="sw_KE"/>
-        </w:rPr>
-      </w:r>
-      <w:hyperlink r:id="rId47">
-        <w:r>
-          <w:rPr>
-            <w:lang w:val="sw_KE" w:bidi="sw_KE"/>
-          </w:rPr>
-          <w:rPr>
-            <w:color w:val="0000EE"/>
-            <w:u w:val="single"/>
-          </w:rPr>
-          <w:t>Mathayo 20:20</w:t>
-        </w:r>
-      </w:hyperlink>
-    </w:p>
-    <w:p>
-      <w:pPr>
-        <w:pStyle w:val="ListBullet"/>
-        <w:spacing w:line="240" w:lineRule="auto"/>
-        <w:ind w:left="720"/>
-      </w:pPr>
-      <w:r>
-        <w:rPr>
-          <w:lang w:val="sw_KE" w:bidi="sw_KE"/>
-        </w:rPr>
-      </w:r>
-      <w:hyperlink r:id="rId48">
-        <w:r>
-          <w:rPr>
-            <w:lang w:val="sw_KE" w:bidi="sw_KE"/>
-          </w:rPr>
-          <w:rPr>
-            <w:color w:val="0000EE"/>
-            <w:u w:val="single"/>
-          </w:rPr>
-          <w:t>Mathayo 26:36–38</w:t>
-        </w:r>
-      </w:hyperlink>
+      <w:r>
+        <w:rPr>
+          <w:lang w:val="sw_KE" w:bidi="sw_KE"/>
+        </w:rPr>
+        <w:t>Yohana 21:1–3</w:t>
+      </w:r>
+    </w:p>
+    <w:p>
+      <w:pPr>
+        <w:pStyle w:val="ListBullet"/>
+        <w:spacing w:line="240" w:lineRule="auto"/>
+        <w:ind w:left="720"/>
+      </w:pPr>
+      <w:r>
+        <w:rPr>
+          <w:lang w:val="sw_KE" w:bidi="sw_KE"/>
+        </w:rPr>
+      </w:r>
+      <w:r>
+        <w:rPr>
+          <w:lang w:val="sw_KE" w:bidi="sw_KE"/>
+        </w:rPr>
+        <w:t>Luka 5:8–11</w:t>
+      </w:r>
+    </w:p>
+    <w:p>
+      <w:pPr>
+        <w:pStyle w:val="ListBullet"/>
+        <w:spacing w:line="240" w:lineRule="auto"/>
+        <w:ind w:left="720"/>
+      </w:pPr>
+      <w:r>
+        <w:rPr>
+          <w:lang w:val="sw_KE" w:bidi="sw_KE"/>
+        </w:rPr>
+      </w:r>
+      <w:r>
+        <w:rPr>
+          <w:lang w:val="sw_KE" w:bidi="sw_KE"/>
+        </w:rPr>
+        <w:t>Marko 1:19–20</w:t>
+      </w:r>
+    </w:p>
+    <w:p>
+      <w:pPr>
+        <w:pStyle w:val="ListBullet"/>
+        <w:spacing w:line="240" w:lineRule="auto"/>
+        <w:ind w:left="720"/>
+      </w:pPr>
+      <w:r>
+        <w:rPr>
+          <w:lang w:val="sw_KE" w:bidi="sw_KE"/>
+        </w:rPr>
+      </w:r>
+      <w:r>
+        <w:rPr>
+          <w:lang w:val="sw_KE" w:bidi="sw_KE"/>
+        </w:rPr>
+        <w:t>Mathayo 4:21–22</w:t>
+      </w:r>
+    </w:p>
+    <w:p>
+      <w:pPr>
+        <w:pStyle w:val="ListBullet"/>
+        <w:spacing w:line="240" w:lineRule="auto"/>
+        <w:ind w:left="720"/>
+      </w:pPr>
+      <w:r>
+        <w:rPr>
+          <w:lang w:val="sw_KE" w:bidi="sw_KE"/>
+        </w:rPr>
+      </w:r>
+      <w:r>
+        <w:rPr>
+          <w:lang w:val="sw_KE" w:bidi="sw_KE"/>
+        </w:rPr>
+        <w:t>Mathayo 20:20</w:t>
+      </w:r>
+    </w:p>
+    <w:p>
+      <w:pPr>
+        <w:pStyle w:val="ListBullet"/>
+        <w:spacing w:line="240" w:lineRule="auto"/>
+        <w:ind w:left="720"/>
+      </w:pPr>
+      <w:r>
+        <w:rPr>
+          <w:lang w:val="sw_KE" w:bidi="sw_KE"/>
+        </w:rPr>
+      </w:r>
+      <w:r>
+        <w:rPr>
+          <w:lang w:val="sw_KE" w:bidi="sw_KE"/>
+        </w:rPr>
+        <w:t>Mathayo 26:36–38</w:t>
+      </w:r>
     </w:p>
     <w:p>
       <w:pPr>
@@ -3668,66 +3452,48 @@
           <w:lang w:val="sw_KE" w:bidi="sw_KE"/>
         </w:rPr>
       </w:r>
-      <w:hyperlink r:id="rId49">
-        <w:r>
-          <w:rPr>
-            <w:lang w:val="sw_KE" w:bidi="sw_KE"/>
-          </w:rPr>
-          <w:rPr>
-            <w:color w:val="0000EE"/>
-            <w:u w:val="single"/>
-          </w:rPr>
-          <w:t>Ezra 5:1–2</w:t>
-        </w:r>
-      </w:hyperlink>
-    </w:p>
-    <w:p>
-      <w:pPr>
-        <w:pStyle w:val="ListBullet"/>
-        <w:spacing w:line="240" w:lineRule="auto"/>
-        <w:ind w:left="720"/>
-      </w:pPr>
-      <w:r>
-        <w:rPr>
-          <w:lang w:val="sw_KE" w:bidi="sw_KE"/>
-        </w:rPr>
-      </w:r>
-      <w:hyperlink r:id="rId50">
-        <w:r>
-          <w:rPr>
-            <w:lang w:val="sw_KE" w:bidi="sw_KE"/>
-          </w:rPr>
-          <w:rPr>
-            <w:color w:val="0000EE"/>
-            <w:u w:val="single"/>
-          </w:rPr>
-          <w:t>Mathayo 23:34–36</w:t>
-        </w:r>
-      </w:hyperlink>
-    </w:p>
-    <w:p>
-      <w:pPr>
-        <w:pStyle w:val="ListBullet"/>
-        <w:spacing w:line="240" w:lineRule="auto"/>
-        <w:ind w:left="720"/>
-      </w:pPr>
-      <w:r>
-        <w:rPr>
-          <w:lang w:val="sw_KE" w:bidi="sw_KE"/>
-        </w:rPr>
-      </w:r>
-      <w:hyperlink r:id="rId51">
-        <w:r>
-          <w:rPr>
-            <w:lang w:val="sw_KE" w:bidi="sw_KE"/>
-          </w:rPr>
-          <w:rPr>
-            <w:color w:val="0000EE"/>
-            <w:u w:val="single"/>
-          </w:rPr>
-          <w:t>Zekaria 1:1–3</w:t>
-        </w:r>
-      </w:hyperlink>
+      <w:r>
+        <w:rPr>
+          <w:lang w:val="sw_KE" w:bidi="sw_KE"/>
+        </w:rPr>
+        <w:t>Ezra 5:1–2</w:t>
+      </w:r>
+    </w:p>
+    <w:p>
+      <w:pPr>
+        <w:pStyle w:val="ListBullet"/>
+        <w:spacing w:line="240" w:lineRule="auto"/>
+        <w:ind w:left="720"/>
+      </w:pPr>
+      <w:r>
+        <w:rPr>
+          <w:lang w:val="sw_KE" w:bidi="sw_KE"/>
+        </w:rPr>
+      </w:r>
+      <w:r>
+        <w:rPr>
+          <w:lang w:val="sw_KE" w:bidi="sw_KE"/>
+        </w:rPr>
+        <w:t>Mathayo 23:34–36</w:t>
+      </w:r>
+    </w:p>
+    <w:p>
+      <w:pPr>
+        <w:pStyle w:val="ListBullet"/>
+        <w:spacing w:line="240" w:lineRule="auto"/>
+        <w:ind w:left="720"/>
+      </w:pPr>
+      <w:r>
+        <w:rPr>
+          <w:lang w:val="sw_KE" w:bidi="sw_KE"/>
+        </w:rPr>
+      </w:r>
+      <w:r>
+        <w:rPr>
+          <w:lang w:val="sw_KE" w:bidi="sw_KE"/>
+        </w:rPr>
+        <w:t>Zekaria 1:1–3</w:t>
+      </w:r>
     </w:p>
     <w:p>
       <w:pPr>
@@ -4053,114 +3819,84 @@
           <w:lang w:val="sw_KE" w:bidi="sw_KE"/>
         </w:rPr>
       </w:r>
-      <w:hyperlink r:id="rId52">
-        <w:r>
-          <w:rPr>
-            <w:lang w:val="sw_KE" w:bidi="sw_KE"/>
-          </w:rPr>
-          <w:rPr>
-            <w:color w:val="0000EE"/>
-            <w:u w:val="single"/>
-          </w:rPr>
-          <w:t>1 Mambo ya Nyakati 3:19–21</w:t>
-        </w:r>
-      </w:hyperlink>
-    </w:p>
-    <w:p>
-      <w:pPr>
-        <w:pStyle w:val="ListBullet"/>
-        <w:spacing w:line="240" w:lineRule="auto"/>
-        <w:ind w:left="720"/>
-      </w:pPr>
-      <w:r>
-        <w:rPr>
-          <w:lang w:val="sw_KE" w:bidi="sw_KE"/>
-        </w:rPr>
-      </w:r>
-      <w:hyperlink r:id="rId53">
-        <w:r>
-          <w:rPr>
-            <w:lang w:val="sw_KE" w:bidi="sw_KE"/>
-          </w:rPr>
-          <w:rPr>
-            <w:color w:val="0000EE"/>
-            <w:u w:val="single"/>
-          </w:rPr>
-          <w:t>Ezra 2:1–2</w:t>
-        </w:r>
-      </w:hyperlink>
-    </w:p>
-    <w:p>
-      <w:pPr>
-        <w:pStyle w:val="ListBullet"/>
-        <w:spacing w:line="240" w:lineRule="auto"/>
-        <w:ind w:left="720"/>
-      </w:pPr>
-      <w:r>
-        <w:rPr>
-          <w:lang w:val="sw_KE" w:bidi="sw_KE"/>
-        </w:rPr>
-      </w:r>
-      <w:hyperlink r:id="rId54">
-        <w:r>
-          <w:rPr>
-            <w:lang w:val="sw_KE" w:bidi="sw_KE"/>
-          </w:rPr>
-          <w:rPr>
-            <w:color w:val="0000EE"/>
-            <w:u w:val="single"/>
-          </w:rPr>
-          <w:t>Ezra 3:8–9</w:t>
-        </w:r>
-      </w:hyperlink>
-    </w:p>
-    <w:p>
-      <w:pPr>
-        <w:pStyle w:val="ListBullet"/>
-        <w:spacing w:line="240" w:lineRule="auto"/>
-        <w:ind w:left="720"/>
-      </w:pPr>
-      <w:r>
-        <w:rPr>
-          <w:lang w:val="sw_KE" w:bidi="sw_KE"/>
-        </w:rPr>
-      </w:r>
-      <w:hyperlink r:id="rId55">
-        <w:r>
-          <w:rPr>
-            <w:lang w:val="sw_KE" w:bidi="sw_KE"/>
-          </w:rPr>
-          <w:rPr>
-            <w:color w:val="0000EE"/>
-            <w:u w:val="single"/>
-          </w:rPr>
-          <w:t>Luka 3:27–29</w:t>
-        </w:r>
-      </w:hyperlink>
-    </w:p>
-    <w:p>
-      <w:pPr>
-        <w:pStyle w:val="ListBullet"/>
-        <w:spacing w:line="240" w:lineRule="auto"/>
-        <w:ind w:left="720"/>
-      </w:pPr>
-      <w:r>
-        <w:rPr>
-          <w:lang w:val="sw_KE" w:bidi="sw_KE"/>
-        </w:rPr>
-      </w:r>
-      <w:hyperlink r:id="rId56">
-        <w:r>
-          <w:rPr>
-            <w:lang w:val="sw_KE" w:bidi="sw_KE"/>
-          </w:rPr>
-          <w:rPr>
-            <w:color w:val="0000EE"/>
-            <w:u w:val="single"/>
-          </w:rPr>
-          <w:t>Mathayo 1:12</w:t>
-        </w:r>
-      </w:hyperlink>
+      <w:r>
+        <w:rPr>
+          <w:lang w:val="sw_KE" w:bidi="sw_KE"/>
+        </w:rPr>
+        <w:t>1 Mambo ya Nyakati 3:19–21</w:t>
+      </w:r>
+    </w:p>
+    <w:p>
+      <w:pPr>
+        <w:pStyle w:val="ListBullet"/>
+        <w:spacing w:line="240" w:lineRule="auto"/>
+        <w:ind w:left="720"/>
+      </w:pPr>
+      <w:r>
+        <w:rPr>
+          <w:lang w:val="sw_KE" w:bidi="sw_KE"/>
+        </w:rPr>
+      </w:r>
+      <w:r>
+        <w:rPr>
+          <w:lang w:val="sw_KE" w:bidi="sw_KE"/>
+        </w:rPr>
+        <w:t>Ezra 2:1–2</w:t>
+      </w:r>
+    </w:p>
+    <w:p>
+      <w:pPr>
+        <w:pStyle w:val="ListBullet"/>
+        <w:spacing w:line="240" w:lineRule="auto"/>
+        <w:ind w:left="720"/>
+      </w:pPr>
+      <w:r>
+        <w:rPr>
+          <w:lang w:val="sw_KE" w:bidi="sw_KE"/>
+        </w:rPr>
+      </w:r>
+      <w:r>
+        <w:rPr>
+          <w:lang w:val="sw_KE" w:bidi="sw_KE"/>
+        </w:rPr>
+        <w:t>Ezra 3:8–9</w:t>
+      </w:r>
+    </w:p>
+    <w:p>
+      <w:pPr>
+        <w:pStyle w:val="ListBullet"/>
+        <w:spacing w:line="240" w:lineRule="auto"/>
+        <w:ind w:left="720"/>
+      </w:pPr>
+      <w:r>
+        <w:rPr>
+          <w:lang w:val="sw_KE" w:bidi="sw_KE"/>
+        </w:rPr>
+      </w:r>
+      <w:r>
+        <w:rPr>
+          <w:lang w:val="sw_KE" w:bidi="sw_KE"/>
+        </w:rPr>
+        <w:t>Luka 3:27–29</w:t>
+      </w:r>
+    </w:p>
+    <w:p>
+      <w:pPr>
+        <w:pStyle w:val="ListBullet"/>
+        <w:spacing w:line="240" w:lineRule="auto"/>
+        <w:ind w:left="720"/>
+      </w:pPr>
+      <w:r>
+        <w:rPr>
+          <w:lang w:val="sw_KE" w:bidi="sw_KE"/>
+        </w:rPr>
+      </w:r>
+      <w:r>
+        <w:rPr>
+          <w:lang w:val="sw_KE" w:bidi="sw_KE"/>
+        </w:rPr>
+        <w:t>Mathayo 1:12</w:t>
+      </w:r>
     </w:p>
     <w:p>
       <w:pPr>
@@ -4362,90 +4098,66 @@
           <w:lang w:val="sw_KE" w:bidi="sw_KE"/>
         </w:rPr>
       </w:r>
-      <w:hyperlink r:id="rId57">
-        <w:r>
-          <w:rPr>
-            <w:lang w:val="sw_KE" w:bidi="sw_KE"/>
-          </w:rPr>
-          <w:rPr>
-            <w:color w:val="0000EE"/>
-            <w:u w:val="single"/>
-          </w:rPr>
-          <w:t>Kumbukumbu la Torati 8:1</w:t>
-        </w:r>
-      </w:hyperlink>
-    </w:p>
-    <w:p>
-      <w:pPr>
-        <w:pStyle w:val="ListBullet"/>
-        <w:spacing w:line="240" w:lineRule="auto"/>
-        <w:ind w:left="720"/>
-      </w:pPr>
-      <w:r>
-        <w:rPr>
-          <w:lang w:val="sw_KE" w:bidi="sw_KE"/>
-        </w:rPr>
-      </w:r>
-      <w:hyperlink r:id="rId58">
-        <w:r>
-          <w:rPr>
-            <w:lang w:val="sw_KE" w:bidi="sw_KE"/>
-          </w:rPr>
-          <w:rPr>
-            <w:color w:val="0000EE"/>
-            <w:u w:val="single"/>
-          </w:rPr>
-          <w:t>Mwanzo 9:7</w:t>
-        </w:r>
-      </w:hyperlink>
-    </w:p>
-    <w:p>
-      <w:pPr>
-        <w:pStyle w:val="ListBullet"/>
-        <w:spacing w:line="240" w:lineRule="auto"/>
-        <w:ind w:left="720"/>
-      </w:pPr>
-      <w:r>
-        <w:rPr>
-          <w:lang w:val="sw_KE" w:bidi="sw_KE"/>
-        </w:rPr>
-      </w:r>
-      <w:hyperlink r:id="rId59">
-        <w:r>
-          <w:rPr>
-            <w:lang w:val="sw_KE" w:bidi="sw_KE"/>
-          </w:rPr>
-          <w:rPr>
-            <w:color w:val="0000EE"/>
-            <w:u w:val="single"/>
-          </w:rPr>
-          <w:t>Mwanzo 22:17</w:t>
-        </w:r>
-      </w:hyperlink>
-    </w:p>
-    <w:p>
-      <w:pPr>
-        <w:pStyle w:val="ListBullet"/>
-        <w:spacing w:line="240" w:lineRule="auto"/>
-        <w:ind w:left="720"/>
-      </w:pPr>
-      <w:r>
-        <w:rPr>
-          <w:lang w:val="sw_KE" w:bidi="sw_KE"/>
-        </w:rPr>
-      </w:r>
-      <w:hyperlink r:id="rId60">
-        <w:r>
-          <w:rPr>
-            <w:lang w:val="sw_KE" w:bidi="sw_KE"/>
-          </w:rPr>
-          <w:rPr>
-            <w:color w:val="0000EE"/>
-            <w:u w:val="single"/>
-          </w:rPr>
-          <w:t>Hosea 4:6–7</w:t>
-        </w:r>
-      </w:hyperlink>
+      <w:r>
+        <w:rPr>
+          <w:lang w:val="sw_KE" w:bidi="sw_KE"/>
+        </w:rPr>
+        <w:t>Kumbukumbu la Torati 8:1</w:t>
+      </w:r>
+    </w:p>
+    <w:p>
+      <w:pPr>
+        <w:pStyle w:val="ListBullet"/>
+        <w:spacing w:line="240" w:lineRule="auto"/>
+        <w:ind w:left="720"/>
+      </w:pPr>
+      <w:r>
+        <w:rPr>
+          <w:lang w:val="sw_KE" w:bidi="sw_KE"/>
+        </w:rPr>
+      </w:r>
+      <w:r>
+        <w:rPr>
+          <w:lang w:val="sw_KE" w:bidi="sw_KE"/>
+        </w:rPr>
+        <w:t>Mwanzo 9:7</w:t>
+      </w:r>
+    </w:p>
+    <w:p>
+      <w:pPr>
+        <w:pStyle w:val="ListBullet"/>
+        <w:spacing w:line="240" w:lineRule="auto"/>
+        <w:ind w:left="720"/>
+      </w:pPr>
+      <w:r>
+        <w:rPr>
+          <w:lang w:val="sw_KE" w:bidi="sw_KE"/>
+        </w:rPr>
+      </w:r>
+      <w:r>
+        <w:rPr>
+          <w:lang w:val="sw_KE" w:bidi="sw_KE"/>
+        </w:rPr>
+        <w:t>Mwanzo 22:17</w:t>
+      </w:r>
+    </w:p>
+    <w:p>
+      <w:pPr>
+        <w:pStyle w:val="ListBullet"/>
+        <w:spacing w:line="240" w:lineRule="auto"/>
+        <w:ind w:left="720"/>
+      </w:pPr>
+      <w:r>
+        <w:rPr>
+          <w:lang w:val="sw_KE" w:bidi="sw_KE"/>
+        </w:rPr>
+      </w:r>
+      <w:r>
+        <w:rPr>
+          <w:lang w:val="sw_KE" w:bidi="sw_KE"/>
+        </w:rPr>
+        <w:t>Hosea 4:6–7</w:t>
+      </w:r>
     </w:p>
     <w:p>
       <w:pPr>
@@ -4721,138 +4433,102 @@
           <w:lang w:val="sw_KE" w:bidi="sw_KE"/>
         </w:rPr>
       </w:r>
-      <w:hyperlink r:id="rId61">
-        <w:r>
-          <w:rPr>
-            <w:lang w:val="sw_KE" w:bidi="sw_KE"/>
-          </w:rPr>
-          <w:rPr>
-            <w:color w:val="0000EE"/>
-            <w:u w:val="single"/>
-          </w:rPr>
-          <w:t>2 Wafalme 9:9–10</w:t>
-        </w:r>
-      </w:hyperlink>
-    </w:p>
-    <w:p>
-      <w:pPr>
-        <w:pStyle w:val="ListBullet"/>
-        <w:spacing w:line="240" w:lineRule="auto"/>
-        <w:ind w:left="720"/>
-      </w:pPr>
-      <w:r>
-        <w:rPr>
-          <w:lang w:val="sw_KE" w:bidi="sw_KE"/>
-        </w:rPr>
-      </w:r>
-      <w:hyperlink r:id="rId62">
-        <w:r>
-          <w:rPr>
-            <w:lang w:val="sw_KE" w:bidi="sw_KE"/>
-          </w:rPr>
-          <w:rPr>
-            <w:color w:val="0000EE"/>
-            <w:u w:val="single"/>
-          </w:rPr>
-          <w:t>Mwanzo 35:4–5</w:t>
-        </w:r>
-      </w:hyperlink>
-    </w:p>
-    <w:p>
-      <w:pPr>
-        <w:pStyle w:val="ListBullet"/>
-        <w:spacing w:line="240" w:lineRule="auto"/>
-        <w:ind w:left="720"/>
-      </w:pPr>
-      <w:r>
-        <w:rPr>
-          <w:lang w:val="sw_KE" w:bidi="sw_KE"/>
-        </w:rPr>
-      </w:r>
-      <w:hyperlink r:id="rId63">
-        <w:r>
-          <w:rPr>
-            <w:lang w:val="sw_KE" w:bidi="sw_KE"/>
-          </w:rPr>
-          <w:rPr>
-            <w:color w:val="0000EE"/>
-            <w:u w:val="single"/>
-          </w:rPr>
-          <w:t>Yeremia 25:33</w:t>
-        </w:r>
-      </w:hyperlink>
-    </w:p>
-    <w:p>
-      <w:pPr>
-        <w:pStyle w:val="ListBullet"/>
-        <w:spacing w:line="240" w:lineRule="auto"/>
-        <w:ind w:left="720"/>
-      </w:pPr>
-      <w:r>
-        <w:rPr>
-          <w:lang w:val="sw_KE" w:bidi="sw_KE"/>
-        </w:rPr>
-      </w:r>
-      <w:hyperlink r:id="rId64">
-        <w:r>
-          <w:rPr>
-            <w:lang w:val="sw_KE" w:bidi="sw_KE"/>
-          </w:rPr>
-          <w:rPr>
-            <w:color w:val="0000EE"/>
-            <w:u w:val="single"/>
-          </w:rPr>
-          <w:t>Luka 16:22</w:t>
-        </w:r>
-      </w:hyperlink>
-    </w:p>
-    <w:p>
-      <w:pPr>
-        <w:pStyle w:val="ListBullet"/>
-        <w:spacing w:line="240" w:lineRule="auto"/>
-        <w:ind w:left="720"/>
-      </w:pPr>
-      <w:r>
-        <w:rPr>
-          <w:lang w:val="sw_KE" w:bidi="sw_KE"/>
-        </w:rPr>
-      </w:r>
-      <w:hyperlink r:id="rId65">
-        <w:r>
-          <w:rPr>
-            <w:lang w:val="sw_KE" w:bidi="sw_KE"/>
-          </w:rPr>
-          <w:rPr>
-            <w:color w:val="0000EE"/>
-            <w:u w:val="single"/>
-          </w:rPr>
-          <w:t>Mathayo 27:7</w:t>
-        </w:r>
-      </w:hyperlink>
-    </w:p>
-    <w:p>
-      <w:pPr>
-        <w:pStyle w:val="ListBullet"/>
-        <w:spacing w:line="240" w:lineRule="auto"/>
-        <w:ind w:left="720"/>
-      </w:pPr>
-      <w:r>
-        <w:rPr>
-          <w:lang w:val="sw_KE" w:bidi="sw_KE"/>
-        </w:rPr>
-      </w:r>
-      <w:hyperlink r:id="rId66">
-        <w:r>
-          <w:rPr>
-            <w:lang w:val="sw_KE" w:bidi="sw_KE"/>
-          </w:rPr>
-          <w:rPr>
-            <w:color w:val="0000EE"/>
-            <w:u w:val="single"/>
-          </w:rPr>
-          <w:t>Zaburi 79:1–3</w:t>
-        </w:r>
-      </w:hyperlink>
+      <w:r>
+        <w:rPr>
+          <w:lang w:val="sw_KE" w:bidi="sw_KE"/>
+        </w:rPr>
+        <w:t>2 Wafalme 9:9–10</w:t>
+      </w:r>
+    </w:p>
+    <w:p>
+      <w:pPr>
+        <w:pStyle w:val="ListBullet"/>
+        <w:spacing w:line="240" w:lineRule="auto"/>
+        <w:ind w:left="720"/>
+      </w:pPr>
+      <w:r>
+        <w:rPr>
+          <w:lang w:val="sw_KE" w:bidi="sw_KE"/>
+        </w:rPr>
+      </w:r>
+      <w:r>
+        <w:rPr>
+          <w:lang w:val="sw_KE" w:bidi="sw_KE"/>
+        </w:rPr>
+        <w:t>Mwanzo 35:4–5</w:t>
+      </w:r>
+    </w:p>
+    <w:p>
+      <w:pPr>
+        <w:pStyle w:val="ListBullet"/>
+        <w:spacing w:line="240" w:lineRule="auto"/>
+        <w:ind w:left="720"/>
+      </w:pPr>
+      <w:r>
+        <w:rPr>
+          <w:lang w:val="sw_KE" w:bidi="sw_KE"/>
+        </w:rPr>
+      </w:r>
+      <w:r>
+        <w:rPr>
+          <w:lang w:val="sw_KE" w:bidi="sw_KE"/>
+        </w:rPr>
+        <w:t>Yeremia 25:33</w:t>
+      </w:r>
+    </w:p>
+    <w:p>
+      <w:pPr>
+        <w:pStyle w:val="ListBullet"/>
+        <w:spacing w:line="240" w:lineRule="auto"/>
+        <w:ind w:left="720"/>
+      </w:pPr>
+      <w:r>
+        <w:rPr>
+          <w:lang w:val="sw_KE" w:bidi="sw_KE"/>
+        </w:rPr>
+      </w:r>
+      <w:r>
+        <w:rPr>
+          <w:lang w:val="sw_KE" w:bidi="sw_KE"/>
+        </w:rPr>
+        <w:t>Luka 16:22</w:t>
+      </w:r>
+    </w:p>
+    <w:p>
+      <w:pPr>
+        <w:pStyle w:val="ListBullet"/>
+        <w:spacing w:line="240" w:lineRule="auto"/>
+        <w:ind w:left="720"/>
+      </w:pPr>
+      <w:r>
+        <w:rPr>
+          <w:lang w:val="sw_KE" w:bidi="sw_KE"/>
+        </w:rPr>
+      </w:r>
+      <w:r>
+        <w:rPr>
+          <w:lang w:val="sw_KE" w:bidi="sw_KE"/>
+        </w:rPr>
+        <w:t>Mathayo 27:7</w:t>
+      </w:r>
+    </w:p>
+    <w:p>
+      <w:pPr>
+        <w:pStyle w:val="ListBullet"/>
+        <w:spacing w:line="240" w:lineRule="auto"/>
+        <w:ind w:left="720"/>
+      </w:pPr>
+      <w:r>
+        <w:rPr>
+          <w:lang w:val="sw_KE" w:bidi="sw_KE"/>
+        </w:rPr>
+      </w:r>
+      <w:r>
+        <w:rPr>
+          <w:lang w:val="sw_KE" w:bidi="sw_KE"/>
+        </w:rPr>
+        <w:t>Zaburi 79:1–3</w:t>
+      </w:r>
     </w:p>
     <w:p>
       <w:pPr>
@@ -5076,42 +4752,30 @@
           <w:lang w:val="sw_KE" w:bidi="sw_KE"/>
         </w:rPr>
       </w:r>
-      <w:hyperlink r:id="rId67">
-        <w:r>
-          <w:rPr>
-            <w:lang w:val="sw_KE" w:bidi="sw_KE"/>
-          </w:rPr>
-          <w:rPr>
-            <w:color w:val="0000EE"/>
-            <w:u w:val="single"/>
-          </w:rPr>
-          <w:t>Mwanzo 29:23</w:t>
-        </w:r>
-      </w:hyperlink>
-    </w:p>
-    <w:p>
-      <w:pPr>
-        <w:pStyle w:val="ListBullet"/>
-        <w:spacing w:line="240" w:lineRule="auto"/>
-        <w:ind w:left="720"/>
-      </w:pPr>
-      <w:r>
-        <w:rPr>
-          <w:lang w:val="sw_KE" w:bidi="sw_KE"/>
-        </w:rPr>
-      </w:r>
-      <w:hyperlink r:id="rId68">
-        <w:r>
-          <w:rPr>
-            <w:lang w:val="sw_KE" w:bidi="sw_KE"/>
-          </w:rPr>
-          <w:rPr>
-            <w:color w:val="0000EE"/>
-            <w:u w:val="single"/>
-          </w:rPr>
-          <w:t>Mwanzo 30:9</w:t>
-        </w:r>
-      </w:hyperlink>
+      <w:r>
+        <w:rPr>
+          <w:lang w:val="sw_KE" w:bidi="sw_KE"/>
+        </w:rPr>
+        <w:t>Mwanzo 29:23</w:t>
+      </w:r>
+    </w:p>
+    <w:p>
+      <w:pPr>
+        <w:pStyle w:val="ListBullet"/>
+        <w:spacing w:line="240" w:lineRule="auto"/>
+        <w:ind w:left="720"/>
+      </w:pPr>
+      <w:r>
+        <w:rPr>
+          <w:lang w:val="sw_KE" w:bidi="sw_KE"/>
+        </w:rPr>
+      </w:r>
+      <w:r>
+        <w:rPr>
+          <w:lang w:val="sw_KE" w:bidi="sw_KE"/>
+        </w:rPr>
+        <w:t>Mwanzo 30:9</w:t>
+      </w:r>
     </w:p>
     <w:p>
       <w:pPr>
@@ -5345,90 +5009,66 @@
           <w:lang w:val="sw_KE" w:bidi="sw_KE"/>
         </w:rPr>
       </w:r>
-      <w:hyperlink r:id="rId69">
-        <w:r>
-          <w:rPr>
-            <w:lang w:val="sw_KE" w:bidi="sw_KE"/>
-          </w:rPr>
-          <w:rPr>
-            <w:color w:val="0000EE"/>
-            <w:u w:val="single"/>
-          </w:rPr>
-          <w:t>1 Wathesalonike 5:19</w:t>
-        </w:r>
-      </w:hyperlink>
-    </w:p>
-    <w:p>
-      <w:pPr>
-        <w:pStyle w:val="ListBullet"/>
-        <w:spacing w:line="240" w:lineRule="auto"/>
-        <w:ind w:left="720"/>
-      </w:pPr>
-      <w:r>
-        <w:rPr>
-          <w:lang w:val="sw_KE" w:bidi="sw_KE"/>
-        </w:rPr>
-      </w:r>
-      <w:hyperlink r:id="rId70">
-        <w:r>
-          <w:rPr>
-            <w:lang w:val="sw_KE" w:bidi="sw_KE"/>
-          </w:rPr>
-          <w:rPr>
-            <w:color w:val="0000EE"/>
-            <w:u w:val="single"/>
-          </w:rPr>
-          <w:t>Ezekieli 20:47</w:t>
-        </w:r>
-      </w:hyperlink>
-    </w:p>
-    <w:p>
-      <w:pPr>
-        <w:pStyle w:val="ListBullet"/>
-        <w:spacing w:line="240" w:lineRule="auto"/>
-        <w:ind w:left="720"/>
-      </w:pPr>
-      <w:r>
-        <w:rPr>
-          <w:lang w:val="sw_KE" w:bidi="sw_KE"/>
-        </w:rPr>
-      </w:r>
-      <w:hyperlink r:id="rId71">
-        <w:r>
-          <w:rPr>
-            <w:lang w:val="sw_KE" w:bidi="sw_KE"/>
-          </w:rPr>
-          <w:rPr>
-            <w:color w:val="0000EE"/>
-            <w:u w:val="single"/>
-          </w:rPr>
-          <w:t>Isaya 1:31</w:t>
-        </w:r>
-      </w:hyperlink>
-    </w:p>
-    <w:p>
-      <w:pPr>
-        <w:pStyle w:val="ListBullet"/>
-        <w:spacing w:line="240" w:lineRule="auto"/>
-        <w:ind w:left="720"/>
-      </w:pPr>
-      <w:r>
-        <w:rPr>
-          <w:lang w:val="sw_KE" w:bidi="sw_KE"/>
-        </w:rPr>
-      </w:r>
-      <w:hyperlink r:id="rId72">
-        <w:r>
-          <w:rPr>
-            <w:lang w:val="sw_KE" w:bidi="sw_KE"/>
-          </w:rPr>
-          <w:rPr>
-            <w:color w:val="0000EE"/>
-            <w:u w:val="single"/>
-          </w:rPr>
-          <w:t>Yeremia 21:12</w:t>
-        </w:r>
-      </w:hyperlink>
+      <w:r>
+        <w:rPr>
+          <w:lang w:val="sw_KE" w:bidi="sw_KE"/>
+        </w:rPr>
+        <w:t>1 Wathesalonike 5:19</w:t>
+      </w:r>
+    </w:p>
+    <w:p>
+      <w:pPr>
+        <w:pStyle w:val="ListBullet"/>
+        <w:spacing w:line="240" w:lineRule="auto"/>
+        <w:ind w:left="720"/>
+      </w:pPr>
+      <w:r>
+        <w:rPr>
+          <w:lang w:val="sw_KE" w:bidi="sw_KE"/>
+        </w:rPr>
+      </w:r>
+      <w:r>
+        <w:rPr>
+          <w:lang w:val="sw_KE" w:bidi="sw_KE"/>
+        </w:rPr>
+        <w:t>Ezekieli 20:47</w:t>
+      </w:r>
+    </w:p>
+    <w:p>
+      <w:pPr>
+        <w:pStyle w:val="ListBullet"/>
+        <w:spacing w:line="240" w:lineRule="auto"/>
+        <w:ind w:left="720"/>
+      </w:pPr>
+      <w:r>
+        <w:rPr>
+          <w:lang w:val="sw_KE" w:bidi="sw_KE"/>
+        </w:rPr>
+      </w:r>
+      <w:r>
+        <w:rPr>
+          <w:lang w:val="sw_KE" w:bidi="sw_KE"/>
+        </w:rPr>
+        <w:t>Isaya 1:31</w:t>
+      </w:r>
+    </w:p>
+    <w:p>
+      <w:pPr>
+        <w:pStyle w:val="ListBullet"/>
+        <w:spacing w:line="240" w:lineRule="auto"/>
+        <w:ind w:left="720"/>
+      </w:pPr>
+      <w:r>
+        <w:rPr>
+          <w:lang w:val="sw_KE" w:bidi="sw_KE"/>
+        </w:rPr>
+      </w:r>
+      <w:r>
+        <w:rPr>
+          <w:lang w:val="sw_KE" w:bidi="sw_KE"/>
+        </w:rPr>
+        <w:t>Yeremia 21:12</w:t>
+      </w:r>
     </w:p>
     <w:p>
       <w:pPr>
@@ -5640,114 +5280,84 @@
           <w:lang w:val="sw_KE" w:bidi="sw_KE"/>
         </w:rPr>
       </w:r>
-      <w:hyperlink r:id="rId73">
-        <w:r>
-          <w:rPr>
-            <w:lang w:val="sw_KE" w:bidi="sw_KE"/>
-          </w:rPr>
-          <w:rPr>
-            <w:color w:val="0000EE"/>
-            <w:u w:val="single"/>
-          </w:rPr>
-          <w:t>Kumbukumbu la Torati 34:1–3</w:t>
-        </w:r>
-      </w:hyperlink>
-    </w:p>
-    <w:p>
-      <w:pPr>
-        <w:pStyle w:val="ListBullet"/>
-        <w:spacing w:line="240" w:lineRule="auto"/>
-        <w:ind w:left="720"/>
-      </w:pPr>
-      <w:r>
-        <w:rPr>
-          <w:lang w:val="sw_KE" w:bidi="sw_KE"/>
-        </w:rPr>
-      </w:r>
-      <w:hyperlink r:id="rId74">
-        <w:r>
-          <w:rPr>
-            <w:lang w:val="sw_KE" w:bidi="sw_KE"/>
-          </w:rPr>
-          <w:rPr>
-            <w:color w:val="0000EE"/>
-            <w:u w:val="single"/>
-          </w:rPr>
-          <w:t>Mwanzo 13:10–11</w:t>
-        </w:r>
-      </w:hyperlink>
-    </w:p>
-    <w:p>
-      <w:pPr>
-        <w:pStyle w:val="ListBullet"/>
-        <w:spacing w:line="240" w:lineRule="auto"/>
-        <w:ind w:left="720"/>
-      </w:pPr>
-      <w:r>
-        <w:rPr>
-          <w:lang w:val="sw_KE" w:bidi="sw_KE"/>
-        </w:rPr>
-      </w:r>
-      <w:hyperlink r:id="rId75">
-        <w:r>
-          <w:rPr>
-            <w:lang w:val="sw_KE" w:bidi="sw_KE"/>
-          </w:rPr>
-          <w:rPr>
-            <w:color w:val="0000EE"/>
-            <w:u w:val="single"/>
-          </w:rPr>
-          <w:t>Mwanzo 14:1–2</w:t>
-        </w:r>
-      </w:hyperlink>
-    </w:p>
-    <w:p>
-      <w:pPr>
-        <w:pStyle w:val="ListBullet"/>
-        <w:spacing w:line="240" w:lineRule="auto"/>
-        <w:ind w:left="720"/>
-      </w:pPr>
-      <w:r>
-        <w:rPr>
-          <w:lang w:val="sw_KE" w:bidi="sw_KE"/>
-        </w:rPr>
-      </w:r>
-      <w:hyperlink r:id="rId76">
-        <w:r>
-          <w:rPr>
-            <w:lang w:val="sw_KE" w:bidi="sw_KE"/>
-          </w:rPr>
-          <w:rPr>
-            <w:color w:val="0000EE"/>
-            <w:u w:val="single"/>
-          </w:rPr>
-          <w:t>Mwanzo 19:22</w:t>
-        </w:r>
-      </w:hyperlink>
-    </w:p>
-    <w:p>
-      <w:pPr>
-        <w:pStyle w:val="ListBullet"/>
-        <w:spacing w:line="240" w:lineRule="auto"/>
-        <w:ind w:left="720"/>
-      </w:pPr>
-      <w:r>
-        <w:rPr>
-          <w:lang w:val="sw_KE" w:bidi="sw_KE"/>
-        </w:rPr>
-      </w:r>
-      <w:hyperlink r:id="rId77">
-        <w:r>
-          <w:rPr>
-            <w:lang w:val="sw_KE" w:bidi="sw_KE"/>
-          </w:rPr>
-          <w:rPr>
-            <w:color w:val="0000EE"/>
-            <w:u w:val="single"/>
-          </w:rPr>
-          <w:t>Mwanzo 19:23</w:t>
-        </w:r>
-      </w:hyperlink>
+      <w:r>
+        <w:rPr>
+          <w:lang w:val="sw_KE" w:bidi="sw_KE"/>
+        </w:rPr>
+        <w:t>Kumbukumbu la Torati 34:1–3</w:t>
+      </w:r>
+    </w:p>
+    <w:p>
+      <w:pPr>
+        <w:pStyle w:val="ListBullet"/>
+        <w:spacing w:line="240" w:lineRule="auto"/>
+        <w:ind w:left="720"/>
+      </w:pPr>
+      <w:r>
+        <w:rPr>
+          <w:lang w:val="sw_KE" w:bidi="sw_KE"/>
+        </w:rPr>
+      </w:r>
+      <w:r>
+        <w:rPr>
+          <w:lang w:val="sw_KE" w:bidi="sw_KE"/>
+        </w:rPr>
+        <w:t>Mwanzo 13:10–11</w:t>
+      </w:r>
+    </w:p>
+    <w:p>
+      <w:pPr>
+        <w:pStyle w:val="ListBullet"/>
+        <w:spacing w:line="240" w:lineRule="auto"/>
+        <w:ind w:left="720"/>
+      </w:pPr>
+      <w:r>
+        <w:rPr>
+          <w:lang w:val="sw_KE" w:bidi="sw_KE"/>
+        </w:rPr>
+      </w:r>
+      <w:r>
+        <w:rPr>
+          <w:lang w:val="sw_KE" w:bidi="sw_KE"/>
+        </w:rPr>
+        <w:t>Mwanzo 14:1–2</w:t>
+      </w:r>
+    </w:p>
+    <w:p>
+      <w:pPr>
+        <w:pStyle w:val="ListBullet"/>
+        <w:spacing w:line="240" w:lineRule="auto"/>
+        <w:ind w:left="720"/>
+      </w:pPr>
+      <w:r>
+        <w:rPr>
+          <w:lang w:val="sw_KE" w:bidi="sw_KE"/>
+        </w:rPr>
+      </w:r>
+      <w:r>
+        <w:rPr>
+          <w:lang w:val="sw_KE" w:bidi="sw_KE"/>
+        </w:rPr>
+        <w:t>Mwanzo 19:22</w:t>
+      </w:r>
+    </w:p>
+    <w:p>
+      <w:pPr>
+        <w:pStyle w:val="ListBullet"/>
+        <w:spacing w:line="240" w:lineRule="auto"/>
+        <w:ind w:left="720"/>
+      </w:pPr>
+      <w:r>
+        <w:rPr>
+          <w:lang w:val="sw_KE" w:bidi="sw_KE"/>
+        </w:rPr>
+      </w:r>
+      <w:r>
+        <w:rPr>
+          <w:lang w:val="sw_KE" w:bidi="sw_KE"/>
+        </w:rPr>
+        <w:t>Mwanzo 19:23</w:t>
+      </w:r>
     </w:p>
     <w:p>
       <w:pPr>

--- a/swh/docx/025.content.docx
+++ b/swh/docx/025.content.docx
@@ -4960,19 +4960,7 @@
         <w:rPr>
           <w:lang w:val="sw_KE" w:bidi="sw_KE"/>
         </w:rPr>
-        <w:t xml:space="preserve">, </w:t>
-      </w:r>
-      <w:r>
-        <w:rPr>
-          <w:lang w:val="sw_KE" w:bidi="sw_KE"/>
-        </w:rPr>
-        <w:t>karama</w:t>
-      </w:r>
-      <w:r>
-        <w:rPr>
-          <w:lang w:val="sw_KE" w:bidi="sw_KE"/>
-        </w:rPr>
-        <w:t xml:space="preserve">, </w:t>
+        <w:t xml:space="preserve">, karama, </w:t>
       </w:r>
       <w:r>
         <w:rPr>
